--- a/deliverables/数据库设计说明书.docx
+++ b/deliverables/数据库设计说明书.docx
@@ -15,20 +15,20 @@
             <w:pStyle w:val="TOCHeading"/>
           </w:pPr>
           <w:r>
-            <w:t xml:space="preserve">Table of Contents</w:t>
+            <w:t>目录</w:t>
           </w:r>
         </w:p>
         <w:p>
           <w:r>
             <w:fldChar w:fldCharType="begin" w:dirty="true"/>
-            <w:instrText xml:space="preserve">TOC \o "1-2" \h \z \u</w:instrText>
+            <w:instrText xml:space="preserve">TOC \o "1-3" \h \z \u</w:instrText>
             <w:fldChar w:fldCharType="separate"/>
             <w:fldChar w:fldCharType="end"/>
           </w:r>
         </w:p>
       </w:sdtContent>
     </w:sdt>
-    <w:bookmarkStart w:id="19" w:name="通用流处理任务管理平台-数据库设计"/>
+    <w:bookmarkStart w:id="22" w:name="_0a5b135ad210e82961701ff5d6a9c955c78fda8"/>
     <w:p>
       <w:pPr>
         <w:pStyle w:val="Heading1"/>
@@ -99,7 +99,7 @@
         <w:t xml:space="preserve"> InnoDB</w:t>
       </w:r>
     </w:p>
-    <w:bookmarkStart w:id="9" w:name="er-设计"/>
+    <w:bookmarkStart w:id="12" w:name="_d5132767d4f9c0a6c9fcd4dcf33b3b3bc96194a"/>
     <w:p>
       <w:pPr>
         <w:pStyle w:val="Heading2"/>
@@ -122,7 +122,7 @@
         <w:rPr>
           <w:rStyle w:val="VerbatimChar"/>
         </w:rPr>
-        <w:t xml:space="preserve">sys_user (1) ──────&lt; (N) job                </w:t>
+        <w:t xml:space="preserve">sp_sys_user (1) ──────&lt; (N) sp_job                </w:t>
       </w:r>
       <w:r>
         <w:rPr>
@@ -138,7 +138,7 @@
         <w:rPr>
           <w:rStyle w:val="VerbatimChar"/>
         </w:rPr>
-        <w:t xml:space="preserve">job (1) ──────&lt; (N) job_instance            </w:t>
+        <w:t xml:space="preserve">sp_job (1) ──────&lt; (N) sp_job_instance            </w:t>
       </w:r>
       <w:r>
         <w:rPr>
@@ -154,7 +154,7 @@
         <w:rPr>
           <w:rStyle w:val="VerbatimChar"/>
         </w:rPr>
-        <w:t xml:space="preserve">job_instance (1) ──────&lt; (N) job_shard      </w:t>
+        <w:t xml:space="preserve">sp_job_instance (1) ──────&lt; (N) sp_job_shard      </w:t>
       </w:r>
       <w:r>
         <w:rPr>
@@ -183,7 +183,7 @@
         <w:rPr>
           <w:rStyle w:val="VerbatimChar"/>
         </w:rPr>
-        <w:t xml:space="preserve">worker_node (1) ──────&lt; (N) job_shard       </w:t>
+        <w:t xml:space="preserve">sp_worker_node (1) ──────&lt; (N) sp_job_shard       </w:t>
       </w:r>
       <w:r>
         <w:rPr>
@@ -212,7 +212,7 @@
         <w:rPr>
           <w:rStyle w:val="VerbatimChar"/>
         </w:rPr>
-        <w:t xml:space="preserve">component_def </w:t>
+        <w:t xml:space="preserve">sp_component_def </w:t>
       </w:r>
       <w:r>
         <w:rPr>
@@ -254,7 +254,7 @@
         <w:rPr>
           <w:rStyle w:val="VerbatimChar"/>
         </w:rPr>
-        <w:t xml:space="preserve">job_metric (N) &gt;────── (1) job_instance     </w:t>
+        <w:t xml:space="preserve">sp_job_metric (N) &gt;────── (1) sp_job_instance     </w:t>
       </w:r>
       <w:r>
         <w:rPr>
@@ -264,8 +264,119 @@
         <w:t xml:space="preserve">实例的吞吐采样点（监控曲线）</w:t>
       </w:r>
     </w:p>
-    <w:bookmarkEnd w:id="9"/>
-    <w:bookmarkStart w:id="17" w:name="表结构设计"/>
+    <w:p>
+      <w:pPr>
+        <w:pStyle w:val="CaptionedFigure"/>
+      </w:pPr>
+      <w:r>
+        <w:drawing>
+          <wp:inline>
+            <wp:extent cx="5334000" cy="3751752"/>
+            <wp:effectExtent b="0" l="0" r="0" t="0"/>
+            <wp:docPr descr="图 1-1　实体关系图（ER 图）" title="" id="10" name="Picture"/>
+            <a:graphic>
+              <a:graphicData uri="http://schemas.openxmlformats.org/drawingml/2006/picture">
+                <pic:pic>
+                  <pic:nvPicPr>
+                    <pic:cNvPr descr="figures/fig-05-ER图.png" id="11" name="Picture"/>
+                    <pic:cNvPicPr>
+                      <a:picLocks noChangeArrowheads="1" noChangeAspect="1"/>
+                    </pic:cNvPicPr>
+                  </pic:nvPicPr>
+                  <pic:blipFill>
+                    <a:blip r:embed="rId9"/>
+                    <a:stretch>
+                      <a:fillRect/>
+                    </a:stretch>
+                  </pic:blipFill>
+                  <pic:spPr bwMode="auto">
+                    <a:xfrm>
+                      <a:off x="0" y="0"/>
+                      <a:ext cx="5334000" cy="3751752"/>
+                    </a:xfrm>
+                    <a:prstGeom prst="rect">
+                      <a:avLst/>
+                    </a:prstGeom>
+                    <a:noFill/>
+                    <a:ln w="9525">
+                      <a:noFill/>
+                      <a:headEnd/>
+                      <a:tailEnd/>
+                    </a:ln>
+                  </pic:spPr>
+                </pic:pic>
+              </a:graphicData>
+            </a:graphic>
+          </wp:inline>
+        </w:drawing>
+      </w:r>
+    </w:p>
+    <w:p>
+      <w:pPr>
+        <w:pStyle w:val="ImageCaption"/>
+      </w:pPr>
+      <w:r>
+        <w:rPr>
+          <w:rFonts w:hint="eastAsia"/>
+        </w:rPr>
+        <w:t xml:space="preserve">图</w:t>
+      </w:r>
+      <w:r>
+        <w:t xml:space="preserve"> 1-1　</w:t>
+      </w:r>
+      <w:r>
+        <w:rPr>
+          <w:rFonts w:hint="eastAsia"/>
+        </w:rPr>
+        <w:t xml:space="preserve">实体关系图（ER</w:t>
+      </w:r>
+      <w:r>
+        <w:t xml:space="preserve"> </w:t>
+      </w:r>
+      <w:r>
+        <w:rPr>
+          <w:rFonts w:hint="eastAsia"/>
+        </w:rPr>
+        <w:t xml:space="preserve">图）</w:t>
+      </w:r>
+    </w:p>
+    <w:p>
+      <w:pPr>
+        <w:pStyle w:val="FirstParagraph"/>
+      </w:pPr>
+      <w:r>
+        <w:rPr>
+          <w:rFonts w:hint="eastAsia"/>
+        </w:rPr>
+        <w:t xml:space="preserve">各表关系与主外键约束的完整说明见下表；</w:t>
+      </w:r>
+      <w:r>
+        <w:rPr>
+          <w:rStyle w:val="VerbatimChar"/>
+        </w:rPr>
+        <w:t xml:space="preserve">sp_component_def</w:t>
+      </w:r>
+      <w:r>
+        <w:t xml:space="preserve"> </w:t>
+      </w:r>
+      <w:r>
+        <w:rPr>
+          <w:rFonts w:hint="eastAsia"/>
+        </w:rPr>
+        <w:t xml:space="preserve">为独立表，启动时由</w:t>
+      </w:r>
+      <w:r>
+        <w:t xml:space="preserve"> SPI </w:t>
+      </w:r>
+      <w:r>
+        <w:rPr>
+          <w:rFonts w:hint="eastAsia"/>
+        </w:rPr>
+        <w:t xml:space="preserve">扫描同步，不与其余六表建立外键。</w:t>
+      </w:r>
+    </w:p>
+    <w:bookmarkEnd w:id="12"/>
+    <w:bookmarkStart w:id="20" w:name="_表结构设计"/>
     <w:p>
       <w:pPr>
         <w:pStyle w:val="Heading2"/>
@@ -280,13 +391,13 @@
         <w:t xml:space="preserve">表结构设计</w:t>
       </w:r>
     </w:p>
-    <w:bookmarkStart w:id="10" w:name="sys_user-用户表"/>
+    <w:bookmarkStart w:id="13" w:name="_35ef246400f0b22fb8df4c39c2e4efb126c900c"/>
     <w:p>
       <w:pPr>
         <w:pStyle w:val="Heading3"/>
       </w:pPr>
       <w:r>
-        <w:t xml:space="preserve">2.1 sys_user —— </w:t>
+        <w:t xml:space="preserve">2.1 sp_sys_user —— </w:t>
       </w:r>
       <w:r>
         <w:rPr>
@@ -781,7 +892,7 @@
     </w:tbl>
     <w:p>
       <w:pPr>
-        <w:pStyle w:val="BodyText"/>
+        <w:pStyle w:val="FirstParagraph"/>
       </w:pPr>
       <w:r>
         <w:rPr>
@@ -799,14 +910,14 @@
         <w:t xml:space="preserve">admin123（ADMIN）。</w:t>
       </w:r>
     </w:p>
-    <w:bookmarkEnd w:id="10"/>
-    <w:bookmarkStart w:id="11" w:name="component_def-控件注册表"/>
+    <w:bookmarkEnd w:id="13"/>
+    <w:bookmarkStart w:id="14" w:name="_88bf8da251450ba02be7023966063e03ce7918b"/>
     <w:p>
       <w:pPr>
         <w:pStyle w:val="Heading3"/>
       </w:pPr>
       <w:r>
-        <w:t xml:space="preserve">2.2 component_def —— </w:t>
+        <w:t xml:space="preserve">2.2 sp_component_def —— </w:t>
       </w:r>
       <w:r>
         <w:rPr>
@@ -1408,7 +1519,7 @@
     </w:tbl>
     <w:p>
       <w:pPr>
-        <w:pStyle w:val="BodyText"/>
+        <w:pStyle w:val="FirstParagraph"/>
       </w:pPr>
       <w:r>
         <w:rPr>
@@ -1465,14 +1576,14 @@
         <w:t xml:space="preserve">到本表。</w:t>
       </w:r>
     </w:p>
-    <w:bookmarkEnd w:id="11"/>
-    <w:bookmarkStart w:id="12" w:name="job-作业表"/>
+    <w:bookmarkEnd w:id="14"/>
+    <w:bookmarkStart w:id="15" w:name="_33309f4fc5c687a4d4966ad1ba9bb5b00e1a668"/>
     <w:p>
       <w:pPr>
         <w:pStyle w:val="Heading3"/>
       </w:pPr>
       <w:r>
-        <w:t xml:space="preserve">2.3 job —— </w:t>
+        <w:t xml:space="preserve">2.3 sp_job —— </w:t>
       </w:r>
       <w:r>
         <w:rPr>
@@ -1903,7 +2014,7 @@
               <w:pStyle w:val="Compact"/>
             </w:pPr>
             <w:r>
-              <w:t xml:space="preserve">NOT NULL, FK → sys_user.id</w:t>
+              <w:t xml:space="preserve">NOT NULL, FK → sp_sys_user.id</w:t>
             </w:r>
           </w:p>
         </w:tc>
@@ -2011,7 +2122,7 @@
     </w:tbl>
     <w:p>
       <w:pPr>
-        <w:pStyle w:val="BodyText"/>
+        <w:pStyle w:val="FirstParagraph"/>
       </w:pPr>
       <w:r>
         <w:rPr>
@@ -2032,14 +2143,14 @@
         <w:t xml:space="preserve">。同名不强制唯一（不同用户可同名）。</w:t>
       </w:r>
     </w:p>
-    <w:bookmarkEnd w:id="12"/>
-    <w:bookmarkStart w:id="13" w:name="job_instance-作业运行实例表"/>
+    <w:bookmarkEnd w:id="15"/>
+    <w:bookmarkStart w:id="16" w:name="_55196508428d83baf8fae3c2d41b7a3abe4f5f7"/>
     <w:p>
       <w:pPr>
         <w:pStyle w:val="Heading3"/>
       </w:pPr>
       <w:r>
-        <w:t xml:space="preserve">2.4 job_instance —— </w:t>
+        <w:t xml:space="preserve">2.4 sp_job_instance —— </w:t>
       </w:r>
       <w:r>
         <w:rPr>
@@ -2204,7 +2315,7 @@
               <w:pStyle w:val="Compact"/>
             </w:pPr>
             <w:r>
-              <w:t xml:space="preserve">NOT NULL, FK → job.id</w:t>
+              <w:t xml:space="preserve">NOT NULL, FK → sp_job.id</w:t>
             </w:r>
           </w:p>
         </w:tc>
@@ -2328,7 +2439,7 @@
               <w:t xml:space="preserve">快照（与</w:t>
             </w:r>
             <w:r>
-              <w:t xml:space="preserve"> job </w:t>
+              <w:t xml:space="preserve"> sp_job </w:t>
             </w:r>
             <w:r>
               <w:rPr>
@@ -2633,7 +2744,7 @@
     </w:tbl>
     <w:p>
       <w:pPr>
-        <w:pStyle w:val="BodyText"/>
+        <w:pStyle w:val="FirstParagraph"/>
       </w:pPr>
       <w:r>
         <w:rPr>
@@ -2675,14 +2786,14 @@
         <w:t xml:space="preserve">用）。</w:t>
       </w:r>
     </w:p>
-    <w:bookmarkEnd w:id="13"/>
-    <w:bookmarkStart w:id="14" w:name="job_shard-作业分片表"/>
+    <w:bookmarkEnd w:id="16"/>
+    <w:bookmarkStart w:id="17" w:name="_93b95770327f43df469094c949abe748d9c4705"/>
     <w:p>
       <w:pPr>
         <w:pStyle w:val="Heading3"/>
       </w:pPr>
       <w:r>
-        <w:t xml:space="preserve">2.5 job_shard —— </w:t>
+        <w:t xml:space="preserve">2.5 sp_job_shard —— </w:t>
       </w:r>
       <w:r>
         <w:rPr>
@@ -2847,7 +2958,7 @@
               <w:pStyle w:val="Compact"/>
             </w:pPr>
             <w:r>
-              <w:t xml:space="preserve">NOT NULL, FK → job_instance.id</w:t>
+              <w:t xml:space="preserve">NOT NULL, FK → sp_job_instance.id</w:t>
             </w:r>
           </w:p>
         </w:tc>
@@ -3003,7 +3114,7 @@
               <w:pStyle w:val="Compact"/>
             </w:pPr>
             <w:r>
-              <w:t xml:space="preserve">FK → worker_node.id</w:t>
+              <w:t xml:space="preserve">FK → sp_worker_node.id</w:t>
             </w:r>
           </w:p>
         </w:tc>
@@ -3173,7 +3284,7 @@
               <w:rPr>
                 <w:rFonts w:hint="eastAsia"/>
               </w:rPr>
-              <w:t xml:space="preserve">断点续传：已读取字节偏移（Worker</w:t>
+              <w:t xml:space="preserve">分片读取断点（语义随源而定：CSV=字节偏移、Excel=行号、Kafka=消费位点）。Worker</w:t>
             </w:r>
             <w:r>
               <w:t xml:space="preserve"> </w:t>
@@ -3191,7 +3302,61 @@
               <w:rPr>
                 <w:rFonts w:hint="eastAsia"/>
               </w:rPr>
-              <w:t xml:space="preserve">上报，重派后从该偏移续读）</w:t>
+              <w:t xml:space="preserve">上报；控制面仅在</w:t>
+            </w:r>
+            <w:r>
+              <w:t xml:space="preserve"> </w:t>
+            </w:r>
+            <w:r>
+              <w:rPr>
+                <w:rStyle w:val="VerbatimChar"/>
+              </w:rPr>
+              <w:t xml:space="preserve">progress ≥ 0</w:t>
+            </w:r>
+            <w:r>
+              <w:t xml:space="preserve"> </w:t>
+            </w:r>
+            <w:r>
+              <w:rPr>
+                <w:rFonts w:hint="eastAsia"/>
+              </w:rPr>
+              <w:t xml:space="preserve">时落库，不支持断点续传的源（HDFS</w:t>
+            </w:r>
+            <w:r>
+              <w:t xml:space="preserve"> / </w:t>
+            </w:r>
+            <w:r>
+              <w:rPr>
+                <w:rFonts w:hint="eastAsia"/>
+              </w:rPr>
+              <w:t xml:space="preserve">JDBC，</w:t>
+            </w:r>
+            <w:r>
+              <w:rPr>
+                <w:rStyle w:val="VerbatimChar"/>
+              </w:rPr>
+              <w:t xml:space="preserve">progress()</w:t>
+            </w:r>
+            <w:r>
+              <w:t xml:space="preserve"> </w:t>
+            </w:r>
+            <w:r>
+              <w:rPr>
+                <w:rFonts w:hint="eastAsia"/>
+              </w:rPr>
+              <w:t xml:space="preserve">返回</w:t>
+            </w:r>
+            <w:r>
+              <w:t xml:space="preserve"> </w:t>
+            </w:r>
+            <w:r>
+              <w:rPr>
+                <w:rFonts w:hint="eastAsia"/>
+              </w:rPr>
+              <w:t xml:space="preserve">-1）该列保持默认值</w:t>
+            </w:r>
+            <w:r>
+              <w:t xml:space="preserve"> 0</w:t>
             </w:r>
           </w:p>
         </w:tc>
@@ -3312,7 +3477,7 @@
     </w:tbl>
     <w:p>
       <w:pPr>
-        <w:pStyle w:val="BodyText"/>
+        <w:pStyle w:val="FirstParagraph"/>
       </w:pPr>
       <w:r>
         <w:rPr>
@@ -3357,14 +3522,14 @@
         <w:t xml:space="preserve">拉任务用）。</w:t>
       </w:r>
     </w:p>
-    <w:bookmarkEnd w:id="14"/>
-    <w:bookmarkStart w:id="15" w:name="worker_node-worker-节点表"/>
+    <w:bookmarkEnd w:id="17"/>
+    <w:bookmarkStart w:id="18" w:name="_8a11738476fea96276b7e18da2fc1ae1484bc38"/>
     <w:p>
       <w:pPr>
         <w:pStyle w:val="Heading3"/>
       </w:pPr>
       <w:r>
-        <w:t xml:space="preserve">2.6 worker_node —— Worker </w:t>
+        <w:t xml:space="preserve">2.6 sp_worker_node —— Worker </w:t>
       </w:r>
       <w:r>
         <w:rPr>
@@ -3741,7 +3906,7 @@
     </w:tbl>
     <w:p>
       <w:pPr>
-        <w:pStyle w:val="BodyText"/>
+        <w:pStyle w:val="FirstParagraph"/>
       </w:pPr>
       <w:r>
         <w:rPr>
@@ -3750,18 +3915,30 @@
         <w:t xml:space="preserve">调度器每</w:t>
       </w:r>
       <w:r>
-        <w:t xml:space="preserve"> 10s </w:t>
-      </w:r>
-      <w:r>
-        <w:rPr>
-          <w:rFonts w:hint="eastAsia"/>
-        </w:rPr>
-        <w:t xml:space="preserve">扫描：</w:t>
+        <w:t xml:space="preserve"> 5s </w:t>
+      </w:r>
+      <w:r>
+        <w:rPr>
+          <w:rFonts w:hint="eastAsia"/>
+        </w:rPr>
+        <w:t xml:space="preserve">扫描（</w:t>
       </w:r>
       <w:r>
         <w:rPr>
           <w:rStyle w:val="VerbatimChar"/>
         </w:rPr>
+        <w:t xml:space="preserve">sp.scheduler.interval-ms: 5000</w:t>
+      </w:r>
+      <w:r>
+        <w:rPr>
+          <w:rFonts w:hint="eastAsia"/>
+        </w:rPr>
+        <w:t xml:space="preserve">）：</w:t>
+      </w:r>
+      <w:r>
+        <w:rPr>
+          <w:rStyle w:val="VerbatimChar"/>
+        </w:rPr>
         <w:t xml:space="preserve">last_heartbeat</w:t>
       </w:r>
       <w:r>
@@ -3828,14 +4005,14 @@
         <w:t xml:space="preserve">worker_id（故障自愈）。</w:t>
       </w:r>
     </w:p>
-    <w:bookmarkEnd w:id="15"/>
-    <w:bookmarkStart w:id="16" w:name="job_metric-作业吞吐采样表监控"/>
+    <w:bookmarkEnd w:id="18"/>
+    <w:bookmarkStart w:id="19" w:name="_8028b8c1e671a44415f1d5ca75d562fc8c5ee63"/>
     <w:p>
       <w:pPr>
         <w:pStyle w:val="Heading3"/>
       </w:pPr>
       <w:r>
-        <w:t xml:space="preserve">2.7 job_metric —— </w:t>
+        <w:t xml:space="preserve">2.7 sp_job_metric —— </w:t>
       </w:r>
       <w:r>
         <w:rPr>
@@ -3990,7 +4167,7 @@
               <w:pStyle w:val="Compact"/>
             </w:pPr>
             <w:r>
-              <w:t xml:space="preserve">NOT NULL, FK → job_instance.id</w:t>
+              <w:t xml:space="preserve">NOT NULL, FK → sp_job_instance.id</w:t>
             </w:r>
           </w:p>
         </w:tc>
@@ -4153,7 +4330,7 @@
     </w:tbl>
     <w:p>
       <w:pPr>
-        <w:pStyle w:val="BodyText"/>
+        <w:pStyle w:val="FirstParagraph"/>
       </w:pPr>
       <w:r>
         <w:rPr>
@@ -4189,9 +4366,9 @@
         <w:t xml:space="preserve">前数据（避免表膨胀）。</w:t>
       </w:r>
     </w:p>
-    <w:bookmarkEnd w:id="16"/>
-    <w:bookmarkEnd w:id="17"/>
-    <w:bookmarkStart w:id="18" w:name="设计说明"/>
+    <w:bookmarkEnd w:id="19"/>
+    <w:bookmarkEnd w:id="20"/>
+    <w:bookmarkStart w:id="21" w:name="_设计说明"/>
     <w:p>
       <w:pPr>
         <w:pStyle w:val="Heading2"/>
@@ -4239,7 +4416,7 @@
         <w:rPr>
           <w:rStyle w:val="VerbatimChar"/>
         </w:rPr>
-        <w:t xml:space="preserve">job_instance.dag_snapshot</w:t>
+        <w:t xml:space="preserve">sp_job_instance.dag_snapshot</w:t>
       </w:r>
       <w:r>
         <w:t xml:space="preserve"> </w:t>
@@ -4390,7 +4567,43 @@
         <w:rPr>
           <w:rFonts w:hint="eastAsia"/>
         </w:rPr>
-        <w:t xml:space="preserve">记录分片已读字节偏移，Worker</w:t>
+        <w:t xml:space="preserve">记录分片已读断点（字节偏移</w:t>
+      </w:r>
+      <w:r>
+        <w:t xml:space="preserve"> / </w:t>
+      </w:r>
+      <w:r>
+        <w:rPr>
+          <w:rFonts w:hint="eastAsia"/>
+        </w:rPr>
+        <w:t xml:space="preserve">行号</w:t>
+      </w:r>
+      <w:r>
+        <w:t xml:space="preserve"> / </w:t>
+      </w:r>
+      <w:r>
+        <w:rPr>
+          <w:rFonts w:hint="eastAsia"/>
+        </w:rPr>
+        <w:t xml:space="preserve">消费位点，随源而定，见《概要设计》§7.1；HDFS</w:t>
+      </w:r>
+      <w:r>
+        <w:t xml:space="preserve"> </w:t>
+      </w:r>
+      <w:r>
+        <w:rPr>
+          <w:rFonts w:hint="eastAsia"/>
+        </w:rPr>
+        <w:t xml:space="preserve">与</w:t>
+      </w:r>
+      <w:r>
+        <w:t xml:space="preserve"> JDBC </w:t>
+      </w:r>
+      <w:r>
+        <w:rPr>
+          <w:rFonts w:hint="eastAsia"/>
+        </w:rPr>
+        <w:t xml:space="preserve">源不适用），Worker</w:t>
       </w:r>
       <w:r>
         <w:t xml:space="preserve"> </w:t>
@@ -4561,8 +4774,8 @@
         <w:t xml:space="preserve">配置，性能测试时便于调参。</w:t>
       </w:r>
     </w:p>
-    <w:bookmarkEnd w:id="18"/>
-    <w:bookmarkEnd w:id="19"/>
+    <w:bookmarkEnd w:id="21"/>
+    <w:bookmarkEnd w:id="22"/>
     <w:sectPr>
       <w:footnotePr>
         <w:numRestart w:val="eachSect"/>
